--- a/data/revised_2026-10_full/tracked/v2/Physics/SS3.1_Radioactivity_and_Stability_of_Isotopes/Physics_Radioactivity_and_Stability_of_Isotopes_FinalExplanation_TeacherKey_TRACKED.docx
+++ b/data/revised_2026-10_full/tracked/v2/Physics/SS3.1_Radioactivity_and_Stability_of_Isotopes/Physics_Radioactivity_and_Stability_of_Isotopes_FinalExplanation_TeacherKey_TRACKED.docx
@@ -459,7 +459,7 @@
               </w:rPr>
               <w:t xml:space="preserve">(a) Name the three types of radiation that unstable nuclei can emit. For each, state its charge, its relative penetrating power and what stops it. (b) Alpha radiation has the highest ionising ability, yet it is considered the least penetrating. Explain how both can be true. (c) Explain why alpha particles from the ore are still dangerous in a Kenyan mining situation even though paper stops them.</w:t>
             </w:r>
-            <w:ins w:id="9001" w:author="Claude (AI) - proposed" w:date="2026-10-15T08:04:36Z">
+            <w:ins w:id="9001" w:author="Claude (AI) - proposed" w:date="2026-10-18T00:32:22Z">
               <w:r>
                 <w:rPr>
                   <w:rFonts w:ascii="Arial" w:cs="Arial" w:eastAsia="Arial" w:hAnsi="Arial"/>
@@ -507,7 +507,7 @@
               </w:rPr>
               <w:t xml:space="preserve">(a) Alpha (α): charge +2, mass about 4 amu, low penetration, stopped by a sheet of paper. Beta (β): charge −1, mass about 0, moderate penetration, stopped by a few millimetres of aluminium. Gamma (γ): charge 0, high penetration, needs lead (or thick concrete) to reduce it. (b) Alpha particles are large and highly charged, so they strongly ionise the atoms they pass. Each ionisation takes energy from the particle, so it loses its energy quickly and is stopped after a very short distance. High ionisation therefore goes with low penetration, and gamma rays show the opposite pattern. (c) Alpha particles are not a big danger from outside the body because paper or the skin's surface stops them. If dust from uranium-bearing rock is inhaled or swallowed, however, the alpha emitter is inside the body in direct contact with tissue, where its strong ionisation can damage cells. So alpha radiation is most hazardous when taken in internally.</w:t>
             </w:r>
-            <w:ins w:id="9002" w:author="Claude (AI) - proposed" w:date="2026-10-15T08:04:36Z">
+            <w:ins w:id="9002" w:author="Claude (AI) - proposed" w:date="2026-10-18T00:32:22Z">
               <w:r>
                 <w:rPr>
                   <w:rFonts w:ascii="Arial" w:cs="Arial" w:eastAsia="Arial" w:hAnsi="Arial"/>
@@ -652,7 +652,7 @@
               </w:rPr>
               <w:t xml:space="preserve">(a) ²³⁸₉₂U → ²³⁴₉₀Th + ⁴₂He. The top numbers add up (238 = 234 + 4) and the bottom numbers add up (92 = 90 + 2). (b) ²³⁴₉₀Th → ²³⁴₉₁Pa + ⁰₋₁e (a beta particle). A stays 234 and Z rises from 90 to 91; the charges balance (90 = 91 − 1). (c) Alpha decay: A decreases by 4 and Z decreases by 2. Beta-minus decay: A stays the same and Z increases by 1. Gamma emission: neither A nor Z changes, only energy is released. (d) On the N vs Z graph, uranium-238 </w:t>
             </w:r>
-            <w:del w:id="9003" w:author="Claude (AI) - proposed" w:date="2026-10-15T08:04:36Z">
+            <w:del w:id="9003" w:author="Claude (AI) - proposed" w:date="2026-10-18T00:32:22Z">
               <w:r>
                 <w:rPr>
                   <w:rFonts w:ascii="Arial" w:cs="Arial" w:eastAsia="Arial" w:hAnsi="Arial"/>
@@ -667,7 +667,7 @@
                 <w:delText xml:space="preserve">lies outside</w:delText>
               </w:r>
             </w:del>
-            <w:ins w:id="9004" w:author="Claude (AI) - proposed" w:date="2026-10-15T08:04:36Z">
+            <w:ins w:id="9004" w:author="Claude (AI) - proposed" w:date="2026-10-18T00:32:22Z">
               <w:r>
                 <w:rPr>
                   <w:rFonts w:ascii="Arial" w:cs="Arial" w:eastAsia="Arial" w:hAnsi="Arial"/>
@@ -695,7 +695,7 @@
               </w:rPr>
               <w:t xml:space="preserve"> the belt of stability</w:t>
             </w:r>
-            <w:ins w:id="9005" w:author="Claude (AI) - proposed" w:date="2026-10-15T08:04:36Z">
+            <w:ins w:id="9005" w:author="Claude (AI) - proposed" w:date="2026-10-18T00:32:22Z">
               <w:r>
                 <w:rPr>
                   <w:rFonts w:ascii="Arial" w:cs="Arial" w:eastAsia="Arial" w:hAnsi="Arial"/>
@@ -723,7 +723,7 @@
               </w:rPr>
               <w:t xml:space="preserve">. Alpha decay reduces both N and Z by 2, so the nucleus moves diagonally down and to the left on the plot. Beta-minus decay lowers N by 1 and raises Z by 1, so the nucleus moves one step diagonally down and to the right. </w:t>
             </w:r>
-            <w:del w:id="9006" w:author="Claude (AI) - proposed" w:date="2026-10-15T08:04:36Z">
+            <w:del w:id="9006" w:author="Claude (AI) - proposed" w:date="2026-10-18T00:32:22Z">
               <w:r>
                 <w:rPr>
                   <w:rFonts w:ascii="Arial" w:cs="Arial" w:eastAsia="Arial" w:hAnsi="Arial"/>
@@ -738,7 +738,7 @@
                 <w:delText xml:space="preserve">Each decay gives a daughter nucleus plotted in a new position, so the nucleus changes its composition step by step along the chain. Checking</w:delText>
               </w:r>
             </w:del>
-            <w:ins w:id="9007" w:author="Claude (AI) - proposed" w:date="2026-10-15T08:04:36Z">
+            <w:ins w:id="9007" w:author="Claude (AI) - proposed" w:date="2026-10-18T00:32:22Z">
               <w:r>
                 <w:rPr>
                   <w:rFonts w:ascii="Arial" w:cs="Arial" w:eastAsia="Arial" w:hAnsi="Arial"/>
@@ -766,7 +766,7 @@
               </w:rPr>
               <w:t xml:space="preserve"> the neutron-to-proton ratio</w:t>
             </w:r>
-            <w:del w:id="9008" w:author="Claude (AI) - proposed" w:date="2026-10-15T08:04:36Z">
+            <w:del w:id="9008" w:author="Claude (AI) - proposed" w:date="2026-10-18T00:32:22Z">
               <w:r>
                 <w:rPr>
                   <w:rFonts w:ascii="Arial" w:cs="Arial" w:eastAsia="Arial" w:hAnsi="Arial"/>
@@ -781,7 +781,7 @@
                 <w:delText xml:space="preserve"> shows that not every single step moves it in the same direction: for</w:delText>
               </w:r>
             </w:del>
-            <w:ins w:id="9009" w:author="Claude (AI) - proposed" w:date="2026-10-15T08:04:36Z">
+            <w:ins w:id="9009" w:author="Claude (AI) - proposed" w:date="2026-10-18T00:32:22Z">
               <w:r>
                 <w:rPr>
                   <w:rFonts w:ascii="Arial" w:cs="Arial" w:eastAsia="Arial" w:hAnsi="Arial"/>
@@ -809,7 +809,7 @@
               </w:rPr>
               <w:t xml:space="preserve"> uranium-238</w:t>
             </w:r>
-            <w:del w:id="9010" w:author="Claude (AI) - proposed" w:date="2026-10-15T08:04:36Z">
+            <w:del w:id="9010" w:author="Claude (AI) - proposed" w:date="2026-10-18T00:32:22Z">
               <w:r>
                 <w:rPr>
                   <w:rFonts w:ascii="Arial" w:cs="Arial" w:eastAsia="Arial" w:hAnsi="Arial"/>
@@ -824,7 +824,7 @@
                 <w:delText xml:space="preserve">,</w:delText>
               </w:r>
             </w:del>
-            <w:ins w:id="9011" w:author="Claude (AI) - proposed" w:date="2026-10-15T08:04:36Z">
+            <w:ins w:id="9011" w:author="Claude (AI) - proposed" w:date="2026-10-18T00:32:22Z">
               <w:r>
                 <w:rPr>
                   <w:rFonts w:ascii="Arial" w:cs="Arial" w:eastAsia="Arial" w:hAnsi="Arial"/>
@@ -852,7 +852,7 @@
               </w:rPr>
               <w:t xml:space="preserve"> N/Z = 146/92 ≈ 1.59, </w:t>
             </w:r>
-            <w:del w:id="9012" w:author="Claude (AI) - proposed" w:date="2026-10-15T08:04:36Z">
+            <w:del w:id="9012" w:author="Claude (AI) - proposed" w:date="2026-10-18T00:32:22Z">
               <w:r>
                 <w:rPr>
                   <w:rFonts w:ascii="Arial" w:cs="Arial" w:eastAsia="Arial" w:hAnsi="Arial"/>
@@ -880,7 +880,7 @@
               </w:rPr>
               <w:t xml:space="preserve">thorium-234</w:t>
             </w:r>
-            <w:del w:id="9013" w:author="Claude (AI) - proposed" w:date="2026-10-15T08:04:36Z">
+            <w:del w:id="9013" w:author="Claude (AI) - proposed" w:date="2026-10-18T00:32:22Z">
               <w:r>
                 <w:rPr>
                   <w:rFonts w:ascii="Arial" w:cs="Arial" w:eastAsia="Arial" w:hAnsi="Arial"/>
@@ -895,7 +895,7 @@
                 <w:delText xml:space="preserve">, N/Z =</w:delText>
               </w:r>
             </w:del>
-            <w:ins w:id="9014" w:author="Claude (AI) - proposed" w:date="2026-10-15T08:04:36Z">
+            <w:ins w:id="9014" w:author="Claude (AI) - proposed" w:date="2026-10-18T00:32:22Z">
               <w:r>
                 <w:rPr>
                   <w:rFonts w:ascii="Arial" w:cs="Arial" w:eastAsia="Arial" w:hAnsi="Arial"/>
@@ -923,7 +923,7 @@
               </w:rPr>
               <w:t xml:space="preserve"> 144/90 = 1.60</w:t>
             </w:r>
-            <w:del w:id="9015" w:author="Claude (AI) - proposed" w:date="2026-10-15T08:04:36Z">
+            <w:del w:id="9015" w:author="Claude (AI) - proposed" w:date="2026-10-18T00:32:22Z">
               <w:r>
                 <w:rPr>
                   <w:rFonts w:ascii="Arial" w:cs="Arial" w:eastAsia="Arial" w:hAnsi="Arial"/>
@@ -938,7 +938,7 @@
                 <w:delText xml:space="preserve">, so the first alpha step does not clearly move the nucleus toward the belt in ratio terms. The beta step to</w:delText>
               </w:r>
             </w:del>
-            <w:ins w:id="9016" w:author="Claude (AI) - proposed" w:date="2026-10-15T08:04:36Z">
+            <w:ins w:id="9016" w:author="Claude (AI) - proposed" w:date="2026-10-18T00:32:22Z">
               <w:r>
                 <w:rPr>
                   <w:rFonts w:ascii="Arial" w:cs="Arial" w:eastAsia="Arial" w:hAnsi="Arial"/>
@@ -966,7 +966,7 @@
               </w:rPr>
               <w:t xml:space="preserve"> protactinium-234 </w:t>
             </w:r>
-            <w:del w:id="9017" w:author="Claude (AI) - proposed" w:date="2026-10-15T08:04:36Z">
+            <w:del w:id="9017" w:author="Claude (AI) - proposed" w:date="2026-10-18T00:32:22Z">
               <w:r>
                 <w:rPr>
                   <w:rFonts w:ascii="Arial" w:cs="Arial" w:eastAsia="Arial" w:hAnsi="Arial"/>
@@ -981,7 +981,7 @@
                 <w:delText xml:space="preserve">gives N/Z =</w:delText>
               </w:r>
             </w:del>
-            <w:ins w:id="9018" w:author="Claude (AI) - proposed" w:date="2026-10-15T08:04:36Z">
+            <w:ins w:id="9018" w:author="Claude (AI) - proposed" w:date="2026-10-18T00:32:22Z">
               <w:r>
                 <w:rPr>
                   <w:rFonts w:ascii="Arial" w:cs="Arial" w:eastAsia="Arial" w:hAnsi="Arial"/>
@@ -1009,7 +1009,7 @@
               </w:rPr>
               <w:t xml:space="preserve"> 143/91 ≈ 1.57</w:t>
             </w:r>
-            <w:del w:id="9019" w:author="Claude (AI) - proposed" w:date="2026-10-15T08:04:36Z">
+            <w:del w:id="9019" w:author="Claude (AI) - proposed" w:date="2026-10-18T00:32:22Z">
               <w:r>
                 <w:rPr>
                   <w:rFonts w:ascii="Arial" w:cs="Arial" w:eastAsia="Arial" w:hAnsi="Arial"/>
@@ -1024,7 +1024,7 @@
                 <w:delText xml:space="preserve">, so the ratio falls. The daughters may still be unstable and decay again, and the chain as a whole continues until a stable nucleus is reached</w:delText>
               </w:r>
             </w:del>
-            <w:ins w:id="9020" w:author="Claude (AI) - proposed" w:date="2026-10-15T08:04:36Z">
+            <w:ins w:id="9020" w:author="Claude (AI) - proposed" w:date="2026-10-18T00:32:22Z">
               <w:r>
                 <w:rPr>
                   <w:rFonts w:ascii="Arial" w:cs="Arial" w:eastAsia="Arial" w:hAnsi="Arial"/>
@@ -1279,7 +1279,7 @@
               </w:rPr>
               <w:t xml:space="preserve">(a) Explain where the energy released from the pitchblende ultimately comes from, using the idea of mass defect. (b) Describe the difference between nuclear fission and nuclear fusion. (c) Give two Kenyan applications of radioactivity from our lessons and explain how each uses a property of radiation or half-life. (d) Explain the ALARA principle and describe three ways to reduce exposure to radiation. (e) Write a short explanation, for a </w:t>
             </w:r>
-            <w:del w:id="9021" w:author="Claude (AI) - proposed" w:date="2026-10-15T08:04:36Z">
+            <w:del w:id="9021" w:author="Claude (AI) - proposed" w:date="2026-10-18T00:32:22Z">
               <w:r>
                 <w:rPr>
                   <w:rFonts w:ascii="Arial" w:cs="Arial" w:eastAsia="Arial" w:hAnsi="Arial"/>
@@ -1294,7 +1294,7 @@
                 <w:delText xml:space="preserve">Year 9 student</w:delText>
               </w:r>
             </w:del>
-            <w:ins w:id="9022" w:author="Claude (AI) - proposed" w:date="2026-10-15T08:04:36Z">
+            <w:ins w:id="9022" w:author="Claude (AI) - proposed" w:date="2026-10-18T00:32:22Z">
               <w:r>
                 <w:rPr>
                   <w:rFonts w:ascii="Arial" w:cs="Arial" w:eastAsia="Arial" w:hAnsi="Arial"/>
@@ -1355,7 +1355,7 @@
               </w:rPr>
               <w:t xml:space="preserve">(a) In nuclear changes the products have slightly less mass than the starting nucleus. This missing mass, the mass defect, is converted into energy according to E = mc². So the energy from the rock comes from the mass of the unstable uranium nuclei themselves. (b) Fission is the splitting of a heavy nucleus such as uranium-235, struck by a neutron, into smaller fragments plus more neutrons and a large amount of energy. Fusion is the joining of light nuclei, such as hydrogen isotopes, under extreme conditions, releasing energy. (c) Example 1: Cobalt-60 radiotherapy at Kenyatta National Hospital uses penetrating gamma rays to reach and destroy cancer cells in patients such as those with cervical cancer. Example 2: KALRO gamma irradiation of stored maize, beans and sorghum uses radiation to kill pests. Other acceptable examples: carbon-14 dating of </w:t>
             </w:r>
-            <w:del w:id="9023" w:author="Claude (AI) - proposed" w:date="2026-10-15T08:04:36Z">
+            <w:del w:id="9023" w:author="Claude (AI) - proposed" w:date="2026-10-18T00:32:22Z">
               <w:r>
                 <w:rPr>
                   <w:rFonts w:ascii="Arial" w:cs="Arial" w:eastAsia="Arial" w:hAnsi="Arial"/>
@@ -1370,7 +1370,7 @@
                 <w:delText xml:space="preserve">Olorgesailie charcoal</w:delText>
               </w:r>
             </w:del>
-            <w:ins w:id="9024" w:author="Claude (AI) - proposed" w:date="2026-10-15T08:04:36Z">
+            <w:ins w:id="9024" w:author="Claude (AI) - proposed" w:date="2026-10-18T00:32:22Z">
               <w:r>
                 <w:rPr>
                   <w:rFonts w:ascii="Arial" w:cs="Arial" w:eastAsia="Arial" w:hAnsi="Arial"/>
@@ -1651,7 +1651,7 @@
               <w:spacing w:after="40" w:before="0"/>
               <w:jc w:val="left"/>
             </w:pPr>
-            <w:ins w:id="9025" w:author="Claude (AI) - proposed" w:date="2026-10-15T08:04:36Z">
+            <w:ins w:id="9025" w:author="Claude (AI) - proposed" w:date="2026-10-18T00:32:22Z">
               <w:r>
                 <w:rPr>
                   <w:rFonts w:ascii="Arial" w:cs="Arial" w:eastAsia="Arial" w:hAnsi="Arial"/>
@@ -1699,7 +1699,7 @@
               <w:spacing w:after="40" w:before="0"/>
               <w:jc w:val="left"/>
             </w:pPr>
-            <w:ins w:id="9026" w:author="Claude (AI) - proposed" w:date="2026-10-15T08:04:36Z">
+            <w:ins w:id="9026" w:author="Claude (AI) - proposed" w:date="2026-10-18T00:32:22Z">
               <w:r>
                 <w:rPr>
                   <w:rFonts w:ascii="Arial" w:cs="Arial" w:eastAsia="Arial" w:hAnsi="Arial"/>
@@ -1747,7 +1747,7 @@
               <w:spacing w:after="40" w:before="0"/>
               <w:jc w:val="left"/>
             </w:pPr>
-            <w:ins w:id="9027" w:author="Claude (AI) - proposed" w:date="2026-10-15T08:04:36Z">
+            <w:ins w:id="9027" w:author="Claude (AI) - proposed" w:date="2026-10-18T00:32:22Z">
               <w:r>
                 <w:rPr>
                   <w:rFonts w:ascii="Arial" w:cs="Arial" w:eastAsia="Arial" w:hAnsi="Arial"/>
@@ -1830,7 +1830,7 @@
               <w:spacing w:after="40" w:before="0"/>
               <w:jc w:val="left"/>
             </w:pPr>
-            <w:ins w:id="9028" w:author="Claude (AI) - proposed" w:date="2026-10-15T08:04:36Z">
+            <w:ins w:id="9028" w:author="Claude (AI) - proposed" w:date="2026-10-18T00:32:22Z">
               <w:r>
                 <w:rPr>
                   <w:rFonts w:ascii="Arial" w:cs="Arial" w:eastAsia="Arial" w:hAnsi="Arial"/>
@@ -1878,7 +1878,7 @@
               <w:spacing w:after="40" w:before="0"/>
               <w:jc w:val="left"/>
             </w:pPr>
-            <w:ins w:id="9029" w:author="Claude (AI) - proposed" w:date="2026-10-15T08:04:36Z">
+            <w:ins w:id="9029" w:author="Claude (AI) - proposed" w:date="2026-10-18T00:32:22Z">
               <w:r>
                 <w:rPr>
                   <w:rFonts w:ascii="Arial" w:cs="Arial" w:eastAsia="Arial" w:hAnsi="Arial"/>
@@ -1926,7 +1926,7 @@
               <w:spacing w:after="40" w:before="0"/>
               <w:jc w:val="left"/>
             </w:pPr>
-            <w:ins w:id="9030" w:author="Claude (AI) - proposed" w:date="2026-10-15T08:04:36Z">
+            <w:ins w:id="9030" w:author="Claude (AI) - proposed" w:date="2026-10-18T00:32:22Z">
               <w:r>
                 <w:rPr>
                   <w:rFonts w:ascii="Arial" w:cs="Arial" w:eastAsia="Arial" w:hAnsi="Arial"/>
@@ -2009,7 +2009,7 @@
               <w:spacing w:after="40" w:before="0"/>
               <w:jc w:val="left"/>
             </w:pPr>
-            <w:ins w:id="9031" w:author="Claude (AI) - proposed" w:date="2026-10-15T08:04:36Z">
+            <w:ins w:id="9031" w:author="Claude (AI) - proposed" w:date="2026-10-18T00:32:22Z">
               <w:r>
                 <w:rPr>
                   <w:rFonts w:ascii="Arial" w:cs="Arial" w:eastAsia="Arial" w:hAnsi="Arial"/>
@@ -2057,7 +2057,7 @@
               <w:spacing w:after="40" w:before="0"/>
               <w:jc w:val="left"/>
             </w:pPr>
-            <w:ins w:id="9032" w:author="Claude (AI) - proposed" w:date="2026-10-15T08:04:36Z">
+            <w:ins w:id="9032" w:author="Claude (AI) - proposed" w:date="2026-10-18T00:32:22Z">
               <w:r>
                 <w:rPr>
                   <w:rFonts w:ascii="Arial" w:cs="Arial" w:eastAsia="Arial" w:hAnsi="Arial"/>
@@ -2105,7 +2105,7 @@
               <w:spacing w:after="40" w:before="0"/>
               <w:jc w:val="left"/>
             </w:pPr>
-            <w:ins w:id="9033" w:author="Claude (AI) - proposed" w:date="2026-10-15T08:04:36Z">
+            <w:ins w:id="9033" w:author="Claude (AI) - proposed" w:date="2026-10-18T00:32:22Z">
               <w:r>
                 <w:rPr>
                   <w:rFonts w:ascii="Arial" w:cs="Arial" w:eastAsia="Arial" w:hAnsi="Arial"/>
@@ -2188,7 +2188,7 @@
               <w:spacing w:after="40" w:before="0"/>
               <w:jc w:val="left"/>
             </w:pPr>
-            <w:ins w:id="9034" w:author="Claude (AI) - proposed" w:date="2026-10-15T08:04:36Z">
+            <w:ins w:id="9034" w:author="Claude (AI) - proposed" w:date="2026-10-18T00:32:22Z">
               <w:r>
                 <w:rPr>
                   <w:rFonts w:ascii="Arial" w:cs="Arial" w:eastAsia="Arial" w:hAnsi="Arial"/>
@@ -2236,7 +2236,7 @@
               <w:spacing w:after="40" w:before="0"/>
               <w:jc w:val="left"/>
             </w:pPr>
-            <w:ins w:id="9035" w:author="Claude (AI) - proposed" w:date="2026-10-15T08:04:36Z">
+            <w:ins w:id="9035" w:author="Claude (AI) - proposed" w:date="2026-10-18T00:32:22Z">
               <w:r>
                 <w:rPr>
                   <w:rFonts w:ascii="Arial" w:cs="Arial" w:eastAsia="Arial" w:hAnsi="Arial"/>
@@ -2284,7 +2284,7 @@
               <w:spacing w:after="40" w:before="0"/>
               <w:jc w:val="left"/>
             </w:pPr>
-            <w:ins w:id="9036" w:author="Claude (AI) - proposed" w:date="2026-10-15T08:04:36Z">
+            <w:ins w:id="9036" w:author="Claude (AI) - proposed" w:date="2026-10-18T00:32:22Z">
               <w:r>
                 <w:rPr>
                   <w:rFonts w:ascii="Arial" w:cs="Arial" w:eastAsia="Arial" w:hAnsi="Arial"/>
@@ -2367,7 +2367,7 @@
               <w:spacing w:after="40" w:before="0"/>
               <w:jc w:val="left"/>
             </w:pPr>
-            <w:ins w:id="9037" w:author="Claude (AI) - proposed" w:date="2026-10-15T08:04:36Z">
+            <w:ins w:id="9037" w:author="Claude (AI) - proposed" w:date="2026-10-18T00:32:22Z">
               <w:r>
                 <w:rPr>
                   <w:rFonts w:ascii="Arial" w:cs="Arial" w:eastAsia="Arial" w:hAnsi="Arial"/>
@@ -2415,7 +2415,7 @@
               <w:spacing w:after="40" w:before="0"/>
               <w:jc w:val="left"/>
             </w:pPr>
-            <w:ins w:id="9038" w:author="Claude (AI) - proposed" w:date="2026-10-15T08:04:36Z">
+            <w:ins w:id="9038" w:author="Claude (AI) - proposed" w:date="2026-10-18T00:32:22Z">
               <w:r>
                 <w:rPr>
                   <w:rFonts w:ascii="Arial" w:cs="Arial" w:eastAsia="Arial" w:hAnsi="Arial"/>
@@ -2463,7 +2463,7 @@
               <w:spacing w:after="40" w:before="0"/>
               <w:jc w:val="left"/>
             </w:pPr>
-            <w:ins w:id="9039" w:author="Claude (AI) - proposed" w:date="2026-10-15T08:04:36Z">
+            <w:ins w:id="9039" w:author="Claude (AI) - proposed" w:date="2026-10-18T00:32:22Z">
               <w:r>
                 <w:rPr>
                   <w:rFonts w:ascii="Arial" w:cs="Arial" w:eastAsia="Arial" w:hAnsi="Arial"/>
@@ -2613,7 +2613,7 @@
         </w:rPr>
         <w:t xml:space="preserve">© 2026 SeaVuria and ARES. This work is licensed under a </w:t>
       </w:r>
-      <w:hyperlink w:history="1" r:id="rIdmqxdkjftyjrovjf73qoj_">
+      <w:hyperlink w:history="1" r:id="rIdnttlntp6hflrl2zr0da5d">
         <w:r>
           <w:rPr>
             <w:rFonts w:ascii="Arial" w:cs="Arial" w:eastAsia="Arial" w:hAnsi="Arial"/>
@@ -2633,7 +2633,7 @@
         </w:rPr>
         <w:t xml:space="preserve"> (</w:t>
       </w:r>
-      <w:hyperlink w:history="1" r:id="rIdiu0sdpforof8zdw05ifte">
+      <w:hyperlink w:history="1" r:id="rIdygytsad9yf_l4em4vga_v">
         <w:r>
           <w:rPr>
             <w:rFonts w:ascii="Arial" w:cs="Arial" w:eastAsia="Arial" w:hAnsi="Arial"/>
@@ -2653,7 +2653,7 @@
         </w:rPr>
         <w:t xml:space="preserve">). To view a copy of this license, visit </w:t>
       </w:r>
-      <w:hyperlink w:history="1" r:id="rIddp_zgu-y3xkaoph7ykq5j">
+      <w:hyperlink w:history="1" r:id="rIdafob59azaw01u6jnobvaf">
         <w:r>
           <w:rPr>
             <w:rFonts w:ascii="Arial" w:cs="Arial" w:eastAsia="Arial" w:hAnsi="Arial"/>
